--- a/public/template/CN_HD_TM_NO_PK.docx
+++ b/public/template/CN_HD_TM_NO_PK.docx
@@ -666,7 +666,6 @@
           <w:rFonts w:ascii="Hyundai Sans Text" w:hAnsi="Hyundai Sans Text" w:cs="Arial"/>
           <w:sz w:val="22"/>
           <w:szCs w:val="22"/>
-          <w:lang w:val="vi-VN"/>
         </w:rPr>
       </w:pPr>
       <w:r>
@@ -707,33 +706,16 @@
           <w:sz w:val="22"/>
           <w:szCs w:val="22"/>
         </w:rPr>
-        <w:t xml:space="preserve">  </w:t>
+        <w:t xml:space="preserve">  Tài khoản (1)</w:t>
       </w:r>
       <w:r>
         <w:rPr>
           <w:rFonts w:ascii="Hyundai Sans Text" w:hAnsi="Hyundai Sans Text" w:cs="Arial"/>
           <w:sz w:val="22"/>
           <w:szCs w:val="22"/>
-          <w:lang w:val="vi-VN"/>
-        </w:rPr>
-        <w:t>Tài khoản</w:t>
-      </w:r>
-      <w:r>
-        <w:rPr>
-          <w:rFonts w:ascii="Hyundai Sans Text" w:hAnsi="Hyundai Sans Text" w:cs="Arial"/>
-          <w:sz w:val="22"/>
-          <w:szCs w:val="22"/>
-        </w:rPr>
-        <w:t xml:space="preserve"> (1)</w:t>
-      </w:r>
-      <w:r>
-        <w:rPr>
-          <w:rFonts w:ascii="Hyundai Sans Text" w:hAnsi="Hyundai Sans Text" w:cs="Arial"/>
-          <w:sz w:val="22"/>
-          <w:szCs w:val="22"/>
         </w:rPr>
         <w:tab/>
-        <w:t>: 54 0000 68 66666  - Tại ngân hàng TMCP Xăng dầu ( Petrolimex) - CN An Giang</w:t>
+        <w:t>: 54 0000 68 66666  - Tại ngân hàng TMCP Thịnh vượng và Phát triển - CN An Giang</w:t>
       </w:r>
     </w:p>
     <w:p>
@@ -756,33 +738,16 @@
           <w:sz w:val="22"/>
           <w:szCs w:val="22"/>
         </w:rPr>
-        <w:t xml:space="preserve">  </w:t>
+        <w:t xml:space="preserve">  Tài khoản (2)</w:t>
       </w:r>
       <w:r>
         <w:rPr>
           <w:rFonts w:ascii="Hyundai Sans Text" w:hAnsi="Hyundai Sans Text" w:cs="Arial"/>
           <w:sz w:val="22"/>
           <w:szCs w:val="22"/>
-          <w:lang w:val="vi-VN"/>
-        </w:rPr>
-        <w:t>Tài khoản</w:t>
-      </w:r>
-      <w:r>
-        <w:rPr>
-          <w:rFonts w:ascii="Hyundai Sans Text" w:hAnsi="Hyundai Sans Text" w:cs="Arial"/>
-          <w:sz w:val="22"/>
-          <w:szCs w:val="22"/>
-        </w:rPr>
-        <w:t xml:space="preserve"> (2)</w:t>
-      </w:r>
-      <w:r>
-        <w:rPr>
-          <w:rFonts w:ascii="Hyundai Sans Text" w:hAnsi="Hyundai Sans Text" w:cs="Arial"/>
-          <w:sz w:val="22"/>
-          <w:szCs w:val="22"/>
         </w:rPr>
         <w:tab/>
-        <w:t>: 1186 4284 6666  -  Tại ngân hàng Công thương  (Vietinbank) - CN An Giang</w:t>
+        <w:t>: 3578 999 999 - Ngân Hàng TMCP Việt Nam Thịnh Vượng – VP Bank</w:t>
       </w:r>
     </w:p>
     <w:p>
@@ -805,16 +770,16 @@
           <w:sz w:val="22"/>
           <w:szCs w:val="22"/>
         </w:rPr>
-        <w:t xml:space="preserve">  </w:t>
+        <w:t xml:space="preserve">  Tài khoản (3)</w:t>
       </w:r>
       <w:r>
         <w:rPr>
           <w:rFonts w:ascii="Hyundai Sans Text" w:hAnsi="Hyundai Sans Text" w:cs="Arial"/>
           <w:sz w:val="22"/>
           <w:szCs w:val="22"/>
-          <w:lang w:val="vi-VN"/>
-        </w:rPr>
-        <w:t>Tài khoản</w:t>
+        </w:rPr>
+        <w:tab/>
+        <w:t>:</w:t>
       </w:r>
       <w:r>
         <w:rPr>
@@ -822,7 +787,7 @@
           <w:sz w:val="22"/>
           <w:szCs w:val="22"/>
         </w:rPr>
-        <w:t xml:space="preserve"> (3)</w:t>
+        <w:t xml:space="preserve"> </w:t>
       </w:r>
       <w:r>
         <w:rPr>
@@ -830,66 +795,7 @@
           <w:sz w:val="22"/>
           <w:szCs w:val="22"/>
         </w:rPr>
-        <w:tab/>
-        <w:t>: 7011 0000 465 200  -  Tại NH TMCP Đầu tư và Phát triển VN (BIDV) - CN An Giang</w:t>
-      </w:r>
-    </w:p>
-    <w:p>
-      <w:pPr>
-        <w:tabs>
-          <w:tab w:val="left" w:pos="1800"/>
-        </w:tabs>
-        <w:spacing w:before="60"/>
-        <w:contextualSpacing/>
-        <w:jc w:val="both"/>
-        <w:rPr>
-          <w:rFonts w:ascii="Hyundai Sans Text" w:hAnsi="Hyundai Sans Text" w:cs="Arial"/>
-          <w:sz w:val="22"/>
-          <w:szCs w:val="22"/>
-        </w:rPr>
-      </w:pPr>
-      <w:r>
-        <w:rPr>
-          <w:rFonts w:ascii="Hyundai Sans Text" w:hAnsi="Hyundai Sans Text" w:cs="Arial"/>
-          <w:sz w:val="22"/>
-          <w:szCs w:val="22"/>
-        </w:rPr>
-        <w:t xml:space="preserve">  </w:t>
-      </w:r>
-      <w:r>
-        <w:rPr>
-          <w:rFonts w:ascii="Hyundai Sans Text" w:hAnsi="Hyundai Sans Text" w:cs="Arial"/>
-          <w:sz w:val="22"/>
-          <w:szCs w:val="22"/>
-          <w:lang w:val="vi-VN"/>
-        </w:rPr>
-        <w:t>Tài khoản</w:t>
-      </w:r>
-      <w:r>
-        <w:rPr>
-          <w:rFonts w:ascii="Hyundai Sans Text" w:hAnsi="Hyundai Sans Text" w:cs="Arial"/>
-          <w:sz w:val="22"/>
-          <w:szCs w:val="22"/>
-        </w:rPr>
-        <w:t xml:space="preserve"> (4)</w:t>
-      </w:r>
-      <w:r>
-        <w:rPr>
-          <w:rFonts w:ascii="Hyundai Sans Text" w:hAnsi="Hyundai Sans Text" w:cs="Arial"/>
-          <w:sz w:val="22"/>
-          <w:szCs w:val="22"/>
-        </w:rPr>
-        <w:tab/>
-        <w:t xml:space="preserve">: 1352 999 999  </w:t>
-      </w:r>
-      <w:r>
-        <w:rPr>
-          <w:rFonts w:ascii="Hyundai Sans Text" w:hAnsi="Hyundai Sans Text" w:cs="Arial"/>
-          <w:spacing w:val="-6"/>
-          <w:sz w:val="22"/>
-          <w:szCs w:val="22"/>
-        </w:rPr>
-        <w:t>-  Tại NH TMCP Ngoại thương Việt Nam (Vietcombank) - CN An Giang</w:t>
+        <w:t>1352 999 999 - Tại NH TMCP Ngoại thương Việt Nam (Vietcombank) - CN An Giang</w:t>
       </w:r>
     </w:p>
     <w:p>
